--- a/docs/1 практика/Горбачева_Отчет НИР_26.docx
+++ b/docs/1 практика/Горбачева_Отчет НИР_26.docx
@@ -682,7 +682,6 @@
           <w:szCs w:val="28"/>
         </w:rPr>
       </w:pPr>
-      <w:proofErr w:type="gramStart"/>
       <w:r>
         <w:rPr>
           <w:rFonts w:eastAsia="Calibri"/>
@@ -697,16 +696,7 @@
           <w:color w:val="000000" w:themeColor="text1"/>
           <w:szCs w:val="28"/>
         </w:rPr>
-        <w:t>̶</w:t>
-      </w:r>
-      <w:proofErr w:type="gramEnd"/>
-      <w:r>
-        <w:rPr>
-          <w:rFonts w:eastAsia="Calibri" w:cs="Calibri"/>
-          <w:color w:val="000000" w:themeColor="text1"/>
-          <w:szCs w:val="28"/>
-        </w:rPr>
-        <w:t xml:space="preserve">  </w:t>
+        <w:t xml:space="preserve">̶  </w:t>
       </w:r>
       <w:r>
         <w:rPr>
@@ -3134,7 +3124,7 @@
                 <w:sz w:val="24"/>
                 <w:szCs w:val="24"/>
               </w:rPr>
-              <w:t>Уведомление агенту при обнаружении признаков выгорания (в мягкой форме с рекомендациями). Оповещение HR/руководителя при достижении критических порогов (в обезличенной форме). Напоминания о прохождении планового опроса</w:t>
+              <w:t xml:space="preserve">Уведомление агенту при обнаружении признаков выгорания (в мягкой форме с рекомендациями). Оповещение HR/руководителя при достижении критических порогов (в обезличенной форме). </w:t>
             </w:r>
           </w:p>
         </w:tc>
@@ -5367,7 +5357,6 @@
         <w:t>испр</w:t>
       </w:r>
       <w:proofErr w:type="spellEnd"/>
-      <w:proofErr w:type="gramStart"/>
       <w:r>
         <w:rPr>
           <w:rFonts w:cs="Times New Roman"/>
@@ -5375,9 +5364,9 @@
           <w:sz w:val="24"/>
           <w:szCs w:val="24"/>
         </w:rPr>
-        <w:t>.</w:t>
-      </w:r>
-      <w:proofErr w:type="gramEnd"/>
+        <w:t xml:space="preserve">. и доп. - Москва: Издательство </w:t>
+      </w:r>
+      <w:proofErr w:type="spellStart"/>
       <w:r>
         <w:rPr>
           <w:rFonts w:cs="Times New Roman"/>
@@ -5385,7 +5374,37 @@
           <w:sz w:val="24"/>
           <w:szCs w:val="24"/>
         </w:rPr>
-        <w:t xml:space="preserve"> и доп. - Москва: Издательство </w:t>
+        <w:t>Юрайт</w:t>
+      </w:r>
+      <w:proofErr w:type="spellEnd"/>
+      <w:r>
+        <w:rPr>
+          <w:rFonts w:cs="Times New Roman"/>
+          <w:color w:val="000000" w:themeColor="text1"/>
+          <w:sz w:val="24"/>
+          <w:szCs w:val="24"/>
+        </w:rPr>
+        <w:t>, 2025. - 299 с.</w:t>
+      </w:r>
+    </w:p>
+    <w:p>
+      <w:pPr>
+        <w:spacing w:after="0" w:line="240" w:lineRule="auto"/>
+        <w:rPr>
+          <w:rFonts w:cs="Times New Roman"/>
+          <w:color w:val="000000" w:themeColor="text1"/>
+          <w:sz w:val="24"/>
+          <w:szCs w:val="24"/>
+        </w:rPr>
+      </w:pPr>
+      <w:r>
+        <w:rPr>
+          <w:rFonts w:cs="Times New Roman"/>
+          <w:color w:val="000000" w:themeColor="text1"/>
+          <w:sz w:val="24"/>
+          <w:szCs w:val="24"/>
+        </w:rPr>
+        <w:t xml:space="preserve">2. Константинов, В.В. Профессиональная деформация личности: учебник для вузов / В.В. Константинов. - 2-е изд., </w:t>
       </w:r>
       <w:proofErr w:type="spellStart"/>
       <w:r>
@@ -5395,7 +5414,7 @@
           <w:sz w:val="24"/>
           <w:szCs w:val="24"/>
         </w:rPr>
-        <w:t>Юрайт</w:t>
+        <w:t>испр</w:t>
       </w:r>
       <w:proofErr w:type="spellEnd"/>
       <w:r>
@@ -5405,58 +5424,7 @@
           <w:sz w:val="24"/>
           <w:szCs w:val="24"/>
         </w:rPr>
-        <w:t>, 2025. - 299 с.</w:t>
-      </w:r>
-    </w:p>
-    <w:p>
-      <w:pPr>
-        <w:spacing w:after="0" w:line="240" w:lineRule="auto"/>
-        <w:rPr>
-          <w:rFonts w:cs="Times New Roman"/>
-          <w:color w:val="000000" w:themeColor="text1"/>
-          <w:sz w:val="24"/>
-          <w:szCs w:val="24"/>
-        </w:rPr>
-      </w:pPr>
-      <w:r>
-        <w:rPr>
-          <w:rFonts w:cs="Times New Roman"/>
-          <w:color w:val="000000" w:themeColor="text1"/>
-          <w:sz w:val="24"/>
-          <w:szCs w:val="24"/>
-        </w:rPr>
-        <w:t xml:space="preserve">2. Константинов, В.В. Профессиональная деформация личности: учебник для вузов / В.В. Константинов. - 2-е изд., </w:t>
-      </w:r>
-      <w:proofErr w:type="spellStart"/>
-      <w:r>
-        <w:rPr>
-          <w:rFonts w:cs="Times New Roman"/>
-          <w:color w:val="000000" w:themeColor="text1"/>
-          <w:sz w:val="24"/>
-          <w:szCs w:val="24"/>
-        </w:rPr>
-        <w:t>испр</w:t>
-      </w:r>
-      <w:proofErr w:type="spellEnd"/>
-      <w:proofErr w:type="gramStart"/>
-      <w:r>
-        <w:rPr>
-          <w:rFonts w:cs="Times New Roman"/>
-          <w:color w:val="000000" w:themeColor="text1"/>
-          <w:sz w:val="24"/>
-          <w:szCs w:val="24"/>
-        </w:rPr>
-        <w:t>.</w:t>
-      </w:r>
-      <w:proofErr w:type="gramEnd"/>
-      <w:r>
-        <w:rPr>
-          <w:rFonts w:cs="Times New Roman"/>
-          <w:color w:val="000000" w:themeColor="text1"/>
-          <w:sz w:val="24"/>
-          <w:szCs w:val="24"/>
-        </w:rPr>
-        <w:t xml:space="preserve"> и доп. - Москва: Издательство </w:t>
+        <w:t xml:space="preserve">. и доп. - Москва: Издательство </w:t>
       </w:r>
       <w:proofErr w:type="spellStart"/>
       <w:r>
@@ -8124,33 +8092,7 @@
           <w:szCs w:val="24"/>
           <w:lang w:eastAsia="ru-RU"/>
         </w:rPr>
-        <w:t>Ростовцев, В. С. Искусственные нейронные сети: учебник для вузов / В. С. Ростовцев. — 5-е изд., стер. — Санкт-</w:t>
-      </w:r>
-      <w:proofErr w:type="gramStart"/>
-      <w:r>
-        <w:rPr>
-          <w:rFonts w:eastAsia="Times New Roman" w:cs="Times New Roman"/>
-          <w:bCs/>
-          <w:color w:val="000000" w:themeColor="text1"/>
-          <w:spacing w:val="-3"/>
-          <w:sz w:val="24"/>
-          <w:szCs w:val="24"/>
-          <w:lang w:eastAsia="ru-RU"/>
-        </w:rPr>
-        <w:t>Петербург :</w:t>
-      </w:r>
-      <w:proofErr w:type="gramEnd"/>
-      <w:r>
-        <w:rPr>
-          <w:rFonts w:eastAsia="Times New Roman" w:cs="Times New Roman"/>
-          <w:bCs/>
-          <w:color w:val="000000" w:themeColor="text1"/>
-          <w:spacing w:val="-3"/>
-          <w:sz w:val="24"/>
-          <w:szCs w:val="24"/>
-          <w:lang w:eastAsia="ru-RU"/>
-        </w:rPr>
-        <w:t xml:space="preserve"> Лань, 2025. — 216 с. </w:t>
+        <w:t xml:space="preserve">Ростовцев, В. С. Искусственные нейронные сети: учебник для вузов / В. С. Ростовцев. — 5-е изд., стер. — Санкт-Петербург : Лань, 2025. — 216 с. </w:t>
       </w:r>
     </w:p>
     <w:p>
@@ -8182,33 +8124,7 @@
           <w:szCs w:val="24"/>
           <w:lang w:eastAsia="ru-RU"/>
         </w:rPr>
-        <w:t xml:space="preserve">Сараев, П. В. Построение и применение нейронных сетей: учебное пособие / П. В. Сараев. — </w:t>
-      </w:r>
-      <w:proofErr w:type="gramStart"/>
-      <w:r>
-        <w:rPr>
-          <w:rFonts w:eastAsia="Times New Roman" w:cs="Times New Roman"/>
-          <w:bCs/>
-          <w:color w:val="000000" w:themeColor="text1"/>
-          <w:spacing w:val="-3"/>
-          <w:sz w:val="24"/>
-          <w:szCs w:val="24"/>
-          <w:lang w:eastAsia="ru-RU"/>
-        </w:rPr>
-        <w:t>Москва :</w:t>
-      </w:r>
-      <w:proofErr w:type="gramEnd"/>
-      <w:r>
-        <w:rPr>
-          <w:rFonts w:eastAsia="Times New Roman" w:cs="Times New Roman"/>
-          <w:bCs/>
-          <w:color w:val="000000" w:themeColor="text1"/>
-          <w:spacing w:val="-3"/>
-          <w:sz w:val="24"/>
-          <w:szCs w:val="24"/>
-          <w:lang w:eastAsia="ru-RU"/>
-        </w:rPr>
-        <w:t xml:space="preserve"> РТУ МИРЭА, 2025. — 125 с.</w:t>
+        <w:t>Сараев, П. В. Построение и применение нейронных сетей: учебное пособие / П. В. Сараев. — Москва : РТУ МИРЭА, 2025. — 125 с.</w:t>
       </w:r>
     </w:p>
     <w:p>
@@ -11096,6 +11012,7 @@
   <w:style w:type="character" w:default="1" w:styleId="a0">
     <w:name w:val="Default Paragraph Font"/>
     <w:uiPriority w:val="1"/>
+    <w:semiHidden/>
     <w:unhideWhenUsed/>
   </w:style>
   <w:style w:type="table" w:default="1" w:styleId="a1">
